--- a/data/ai_texts/AI_text_188.docx
+++ b/data/ai_texts/AI_text_188.docx
@@ -24,7 +24,7 @@
     </w:p>
     <w:p>
       <w:r>
-        <w:t>The regulation of blood pressure in older African American men is considerably influenced by microvascular and vascular mechanics, which play a crucial role in maintaining cardiovascular health. Microvascular dysfunction, characterized by impaired vasodilation and increased vascular resistance, is a key factor that contributes to hypertension within this demographic group (Ref-u032225). The interaction between arterial stiffness and microvascular dynamics further exacerbates cardiovascular risk, as increased arterial stiffness impairs the buffering capacity of large arteries, leading to elevated systolic blood pressure (Ref-u032225). This physiological interplay underscores the importance of monitoring vascular health to prevent the progression of hypertension. Therefore, understanding the mechanisms underlying microvascular and vascular interactions is essential for developing targeted interventions that address the specific cardiovascular challenges faced by older African American men.</w:t>
+        <w:t>The regulation of blood pressure in older African American men is considerably influenced by microvascular and vascular mechanics, which play a crucial role in maintaining cardiovascular health. Microvascular dysfunction, characterized by impaired vasodilation and increased vascular resistance, is a key factor that contributes to hypertension within this demographic group (Ref-f154105). The interaction between arterial stiffness and microvascular dynamics further exacerbates cardiovascular risk, as increased arterial stiffness impairs the buffering capacity of large arteries, leading to elevated systolic blood pressure (Ref-f154105). This physiological interplay underscores the importance of monitoring vascular health to prevent the progression of hypertension. Therefore, understanding the mechanisms underlying microvascular and vascular interactions is essential for developing targeted interventions that address the specific cardiovascular challenges faced by older African American men.</w:t>
       </w:r>
     </w:p>
     <w:p>
@@ -34,12 +34,12 @@
     </w:p>
     <w:p>
       <w:r>
-        <w:t>Stress plays a significant role in blood pressure regulation among older African American men, primarily through stress-induced physiological responses that can exacerbate hypertension. The chronic activation of the hypothalamic-pituitary-adrenal (HPA) axis in response to stress leads to increased cortisol production, which is associated with elevated blood pressure levels (Brown &amp; Garcia, 2018). Moreover, heightened sympathetic nervous system activity, often triggered by stress, results in vasoconstriction and increased cardiac output, further contributing to hypertension. Research indicates that older African American men experiencing high perceived stress are at a considerably higher risk for developing hypertension compared to their lower-stress counterparts (Brown &amp; Garcia, 2018). Consequently, understanding the mechanisms through which stress influences cardiovascular function is crucial for developing effective stress management interventions aimed at mitigating hypertension risk in this demographic.</w:t>
+        <w:t>Stress plays a significant role in blood pressure regulation among older African American men, primarily through stress-induced physiological responses that can exacerbate hypertension. The chronic activation of the hypothalamic-pituitary-adrenal (HPA) axis in response to stress leads to increased cortisol production, which is associated with elevated blood pressure levels (Ref-s015213). Moreover, heightened sympathetic nervous system activity, often triggered by stress, results in vasoconstriction and increased cardiac output, further contributing to hypertension. Research indicates that older African American men experiencing high perceived stress are at a considerably higher risk for developing hypertension compared to their lower-stress counterparts (Ref-s015213). Consequently, understanding the mechanisms through which stress influences cardiovascular function is crucial for developing effective stress management interventions aimed at mitigating hypertension risk in this demographic.</w:t>
       </w:r>
     </w:p>
     <w:p>
       <w:r>
-        <w:t>Chronic stress significantly contributes to the exacerbation of hypertension among older African American men, as prolonged exposure to stressors can lead to sustained physiological alterations. The persistent activation of the stress response system, particularly the hypothalamic-pituitary-adrenal axis, results in prolonged cortisol secretion, which has been shown to maintain elevated blood pressure levels over time (Ref-s652311). Additionally, chronic stress can lead to maladaptive behaviors such as poor dietary choices and reduced physical activity, further compounding hypertension risk. Studies have demonstrated that stress management interventions, including cognitive-behavioral therapy and mindfulness-based stress reduction, can effectively mitigate these physiological and behavioral effects, thus reducing blood pressure in this demographic (Ref-s652311). Addressing chronic stress through these interventions is therefore crucial in formulating comprehensive hypertension management strategies for older African American men.</w:t>
+        <w:t>Chronic stress significantly contributes to the exacerbation of hypertension among older African American men, as prolonged exposure to stressors can lead to sustained physiological alterations. The persistent activation of the stress response system, particularly the hypothalamic-pituitary-adrenal axis, results in prolonged cortisol secretion, which has been shown to maintain elevated blood pressure levels over time (Ref-f215324). Additionally, chronic stress can lead to maladaptive behaviors such as poor dietary choices and reduced physical activity, further compounding hypertension risk. Studies have demonstrated that stress management interventions, including cognitive-behavioral therapy and mindfulness-based stress reduction, can effectively mitigate these physiological and behavioral effects, thus reducing blood pressure in this demographic (Ref-f215324). Addressing chronic stress through these interventions is therefore crucial in formulating comprehensive hypertension management strategies for older African American men.</w:t>
       </w:r>
     </w:p>
     <w:p>
@@ -49,7 +49,7 @@
     </w:p>
     <w:p>
       <w:r>
-        <w:t>Dietary habits significantly influence blood pressure regulation in older African American men, with sodium intake being a critical factor. Excessive sodium consumption is associated with increased blood pressure, as it contributes to fluid retention and vascular resistance, thereby exacerbating hypertension risks (Ref-f254680). Moreover, dietary patterns prevalent in this demographic, such as those high in processed foods, can lead to nutritional deficiencies, including insufficient intake of potassium and magnesium, which are vital for maintaining vascular health (Ref-f254680). Studies suggest that adopting a dietary approach to stop hypertension (DASH) diet, which emphasizes fruits, vegetables, and whole grains, can mitigate these risks by reducing sodium intake and improving overall nutrient balance. Understanding these dietary influences is essential for developing tailored nutritional interventions aimed at reducing hypertension incidence among older African American men.</w:t>
+        <w:t>Dietary habits significantly influence blood pressure regulation in older African American men, with sodium intake being a critical factor. Excessive sodium consumption is associated with increased blood pressure, as it contributes to fluid retention and vascular resistance, thereby exacerbating hypertension risks (Ref-u373708). Moreover, dietary patterns prevalent in this demographic, such as those high in processed foods, can lead to nutritional deficiencies, including insufficient intake of potassium and magnesium, which are vital for maintaining vascular health (Ref-u373708). Studies suggest that adopting a dietary approach to stop hypertension (DASH) diet, which emphasizes fruits, vegetables, and whole grains, can mitigate these risks by reducing sodium intake and improving overall nutrient balance. Understanding these dietary influences is essential for developing tailored nutritional interventions aimed at reducing hypertension incidence among older African American men.</w:t>
       </w:r>
     </w:p>
     <w:p>
@@ -59,7 +59,7 @@
     </w:p>
     <w:p>
       <w:r>
-        <w:t>The quality of sleep is intricately linked to blood pressure regulation, with disturbances in sleep patterns contributing significantly to hypertension among older African American men. Sleep deprivation and disorders such as obstructive sleep apnea have been associated with increased sympathetic nervous system activity and reduced parasympathetic tone, both of which can elevate blood pressure (Ref-f494823). Furthermore, poor sleep quality can lead to increased levels of stress hormones, such as cortisol, which further exacerbate hypertension risk. Research indicates that addressing sleep disturbances through interventions like cognitive behavioral therapy for insomnia can lead to notable reductions in blood pressure, underscoring the importance of sleep management in this demographic (Ref-f494823). Therefore, understanding and improving sleep quality is an essential component of comprehensive hypertension management strategies for older African American men.</w:t>
+        <w:t>The quality of sleep is intricately linked to blood pressure regulation, with disturbances in sleep patterns contributing significantly to hypertension among older African American men. Sleep deprivation and disorders such as obstructive sleep apnea have been associated with increased sympathetic nervous system activity and reduced parasympathetic tone, both of which can elevate blood pressure (Ref-s726243). Furthermore, poor sleep quality can lead to increased levels of stress hormones, such as cortisol, which further exacerbate hypertension risk. Research indicates that addressing sleep disturbances through interventions like cognitive behavioral therapy for insomnia can lead to notable reductions in blood pressure, underscoring the importance of sleep management in this demographic (Ref-s726243). Therefore, understanding and improving sleep quality is an essential component of comprehensive hypertension management strategies for older African American men.</w:t>
       </w:r>
     </w:p>
     <w:p>
@@ -69,7 +69,7 @@
     </w:p>
     <w:p>
       <w:r>
-        <w:t>Physical activity plays a critical role in managing blood pressure among older African American men, offering substantial benefits in reducing hypertension risks. Regular exercise is associated with improvements in vascular function and reductions in both systolic and diastolic blood pressure, which are essential for cardiovascular health (Johnson 45). Engaging in consistent aerobic and resistance training has been shown to enhance endothelial function and decrease arterial stiffness, thereby mitigating the adverse effects of hypertension (Johnson 45). Additionally, exercise can lead to immediate post-exercise hypotension, a phenomenon where blood pressure remains lower for hours following physical activity, providing both short-term and long-term cardiovascular benefits (Johnson 45). Thus, integrating regular physical activity into daily routines is vital for older African American men to manage blood pressure effectively and reduce the incidence of hypertension-related complications.</w:t>
+        <w:t>Physical activity plays a critical role in managing blood pressure among older African American men, offering substantial benefits in reducing hypertension risks. Regular exercise is associated with improvements in vascular function and reductions in both systolic and diastolic blood pressure, which are essential for cardiovascular health (Ref-s997160). Engaging in consistent aerobic and resistance training has been shown to enhance endothelial function and decrease arterial stiffness, thereby mitigating the adverse effects of hypertension (Ref-s997160). Additionally, exercise can lead to immediate post-exercise hypotension, a phenomenon where blood pressure remains lower for hours following physical activity, providing both short-term and long-term cardiovascular benefits (Ref-s997160). Thus, integrating regular physical activity into daily routines is vital for older African American men to manage blood pressure effectively and reduce the incidence of hypertension-related complications.</w:t>
       </w:r>
     </w:p>
     <w:p>
@@ -90,7 +90,7 @@
     </w:p>
     <w:p>
       <w:r>
-        <w:t>Chen, V., Ning, H., Allen, N., Kershaw, K., Khan, S., Lloyd-Jones, D. M., &amp; Wilkins, J. T. (Ref-f903148). Lifetime risks for hypertension by contemporary guidelines in African American and white men and women. JAMA Cardiology, 4(5), 455–459. https://jamanetwork.com/journals/jamacardiology/article-abstract/2728380</w:t>
+        <w:t>Chen, V., Ning, H., Allen, N., Kershaw, K., Khan, S., Lloyd-Jones, D. M., &amp; Wilkins, J. T. (Ref-f457349). Lifetime risks for hypertension by contemporary guidelines in African American and white men and women. JAMA Cardiology, 4(5), 455–459. https://jamanetwork.com/journals/jamacardiology/article-abstract/2728380</w:t>
       </w:r>
     </w:p>
     <w:p>
@@ -100,7 +100,7 @@
     </w:p>
     <w:p>
       <w:r>
-        <w:t>Robinson, A. T., Edwards, D. G., &amp; Farquhar, W. B. (Ref-s745438). The influence of dietary salt beyond blood pressure. Current Hypertension Reports, 21, 1–11. https://link.springer.com/article/10.1007/s11906-019-0948-5</w:t>
+        <w:t>Robinson, A. T., Edwards, D. G., &amp; Farquhar, W. B. (Ref-u380301). The influence of dietary salt beyond blood pressure. Current Hypertension Reports, 21, 1–11. https://link.springer.com/article/10.1007/s11906-019-0948-5</w:t>
       </w:r>
     </w:p>
     <w:p>
